--- a/aacu-ai-institute/03-deliverables/Olympic College Action Plan DRAFT.docx
+++ b/aacu-ai-institute/03-deliverables/Olympic College Action Plan DRAFT.docx
@@ -359,7 +359,7 @@
           <w:sz w:val="21"/>
           <w:szCs w:val="21"/>
         </w:rPr>
-        <w:t xml:space="preserve">Olympic College will build a faculty-facing foundation for AI in teaching and learning. We begin from evidence about where our faculty and students actually are, articulate a shared definition of AI literacy anchored in the college’s new Core Abilities, test that definition with faculty rather than announce it, and then build the professional development and peer structures that make it usable. We are deliberately not starting with tools or policy, and we are not writing a definition from scratch: we start from what the college says its graduates should be able to do.</w:t>
+        <w:t xml:space="preserve">Olympic College will build a faculty-facing foundation for AI in teaching and learning. We begin from evidence about where our faculty and students are, write a shared definition of AI literacy anchored in the college’s new Core Abilities, test that definition with faculty before proposing it, and then build the professional development and peer structures that make it usable. Our starting point is what the college already says its graduates should be able to do.</w:t>
       </w:r>
     </w:p>
     <w:p>
@@ -395,7 +395,7 @@
           <w:sz w:val="21"/>
           <w:szCs w:val="21"/>
         </w:rPr>
-        <w:t xml:space="preserve">Grounding the definition in the Core Abilities is the central design decision of this plan. We are not asking the college to adopt a new framework; we are asking what the commitments it is making about its graduates require of us now that AI can perform parts of the work those abilities describe. The Core Abilities are the one thing every program shares, which is what makes a genuinely cross-disciplinary definition possible — a statement anchored there applies as readily in a welding lab as in a composition classroom. The timing helps: faculty will be learning the new Core Abilities this year regardless, so the question of what AI changes about delivering them can ride along with that rollout rather than compete with it.</w:t>
+        <w:t xml:space="preserve">The definition rests on the Core Abilities by design. The question we put to the college is what the commitments it is making about its graduates require of us now that AI can perform parts of the work those abilities describe. Every program shares the Core Abilities, which is what makes a cross-disciplinary definition possible; a statement anchored there applies as readily in a welding lab as in a composition classroom. The timing helps. Faculty will be learning the new Core Abilities this year anyway, so the question of what AI changes about delivering them can ride along with that rollout.</w:t>
       </w:r>
     </w:p>
     <w:p>
@@ -418,7 +418,7 @@
           <w:sz w:val="21"/>
           <w:szCs w:val="21"/>
         </w:rPr>
-        <w:t xml:space="preserve">Evidence first, then draft, then workshop, then revise — not the reverse. Every element is tested with faculty before it is proposed for adoption. We will take the draft language to existing venues where faculty already gather — in-service and professional development days, division and department meetings, faculty senate, adjunct orientation — rather than convening new sessions. The ambassador program is itself a process goal: it makes cross-divisional conversation about AI a standing structure rather than an event.</w:t>
+        <w:t xml:space="preserve">Evidence first, then draft, then workshop, then revise. Every element is tested with faculty before it is proposed for adoption. We will take the draft language to existing venues where faculty already gather: in-service and professional development days, division and department meetings, faculty senate, and adjunct orientation. The ambassador program is itself a process goal, since it makes cross-divisional conversation about AI a standing structure.</w:t>
       </w:r>
     </w:p>
     <w:p>
@@ -441,7 +441,7 @@
           <w:sz w:val="21"/>
           <w:szCs w:val="21"/>
         </w:rPr>
-        <w:t xml:space="preserve">Adjunct and part-time faculty have the least access to professional development; every offering will be designed for someone paid by the course, teaching at more than one institution, and not on campus for meetings. Available professional development funds will be directed first toward paid adjunct participation — the single largest determinant of who actually attends. The definition must be legible and useful in trades and professional-technical programs as well as transfer disciplines, and must not assume technical fluency that some disciplines have and others do not. We will deliberately include faculty skeptical of AI, not only enthusiasts; a definition workshopped only with early adopters will not survive contact with the rest of the faculty.</w:t>
+        <w:t xml:space="preserve">Adjunct and part-time faculty have the least access to professional development; every offering will be designed for someone paid by the course, teaching at more than one institution, and not on campus for meetings. Available professional development funds will be directed first toward paid adjunct participation, which is the largest single determinant of who attends. The definition must be legible and useful in trades and professional-technical programs as well as transfer disciplines, and must not assume technical fluency that some disciplines have and others do not. We will include faculty who are skeptical of AI alongside those who are enthusiastic. A definition workshopped only with early adopters will not survive contact with the rest of the faculty.</w:t>
       </w:r>
     </w:p>
     <w:p>
@@ -464,7 +464,7 @@
           <w:sz w:val="21"/>
           <w:szCs w:val="21"/>
         </w:rPr>
-        <w:t xml:space="preserve">For students: coherent expectations about AI instead of contradictory rules that differ by instructor, and teaching that still delivers the Core Abilities in a world where AI can convincingly imitate their products. For the institution: faculty who can make deliberate, informed decisions about AI in their own courses — the goal is not adoption and not prohibition, but deliberateness — and a shared vocabulary that lets curriculum, policy, and student-facing guidance be built on something stable.</w:t>
+        <w:t xml:space="preserve">For students: consistent expectations about AI across their courses, and teaching that still delivers the Core Abilities in a world where AI can convincingly imitate their products. For the institution: faculty who can make deliberate, informed decisions about AI in their own courses, and a shared vocabulary that lets curriculum, policy, and student-facing guidance be built on something stable.</w:t>
       </w:r>
     </w:p>
     <w:p>
@@ -494,7 +494,7 @@
           <w:sz w:val="21"/>
           <w:szCs w:val="21"/>
         </w:rPr>
-        <w:t xml:space="preserve">Institutional AI policy governing use, tools, and privacy — across instruction and across the campus — with policies and procedures named, prioritized, and placed on a published timeline. Faculty and staff who understand which tools are approved at the institutional level and what appropriate use looks like in their context. Regular and substantive professional development on AI, with a published schedule and stated cadence that adjunct faculty can actually attend. AI literacy and pedagogy as shared vocabulary, adopted through faculty governance and visible in program and course outcomes. An ambassador in every division serving as a known point of contact. And student-facing expectations consistent enough that a student moving between a welding lab, an English course, and a nursing clinical meets the same basic expectations, expressed in discipline-appropriate ways.</w:t>
+        <w:t xml:space="preserve">Institutional AI policy governing use, tools, and privacy, covering instruction and the rest of the campus, with policies and procedures named, prioritized, and placed on a published timeline. Faculty and staff who understand which tools are approved at the institutional level and what appropriate use looks like in their context. Regular and substantive professional development on AI, with a published schedule and stated cadence that adjunct faculty can actually attend. AI literacy and pedagogy as shared vocabulary, adopted through faculty governance and visible in program and course outcomes. An ambassador in every division serving as a known point of contact. And student-facing expectations consistent enough that a student moving between a welding lab, an English course, and a nursing clinical meets the same basic expectations, expressed in discipline-appropriate ways.</w:t>
       </w:r>
     </w:p>
     <w:p>
@@ -507,7 +507,7 @@
           <w:sz w:val="21"/>
           <w:szCs w:val="21"/>
         </w:rPr>
-        <w:t xml:space="preserve">That end state is institution-wide and includes policy work this team is not positioned to complete in one year. Faculty development is the lever we are pulling first, deliberately: a shared, faculty-endorsed definition of AI literacy is the vocabulary any later policy has to be written in. Policy built before that agreement exists tends to be rewritten; policy built after it tends to hold.</w:t>
+        <w:t xml:space="preserve">That end state is institution-wide and includes policy work this team cannot complete in one year. We are pulling the faculty development lever first. A shared, faculty-endorsed definition of AI literacy is the vocabulary any later policy has to be written in, and policy built on that agreement holds better than policy that precedes it.</w:t>
       </w:r>
     </w:p>
     <w:p>
@@ -537,7 +537,7 @@
           <w:sz w:val="21"/>
           <w:szCs w:val="21"/>
         </w:rPr>
-        <w:t xml:space="preserve">Our team spans instruction, instructional design, and information technology, which lets us convene the faculty conversation broadly rather than in one corner of the college. Specifically we can use existing survey data — of faculty and of students — to focus the work on what our own campus reports rather than on national narrative; publish a schedule of professional development offerings with a stated frequency and a clear way to join, so that “regular and substantive” is verifiable rather than aspirational; and deliver the definition and the PD plan through existing governance and professional development channels instead of building parallel ones.</w:t>
+        <w:t xml:space="preserve">Our team spans instruction, instructional design, and information technology, which lets us convene the faculty conversation across the college. Specifically we can use existing survey data from faculty and from students to focus the work on what our own campus reports; publish a schedule of professional development offerings with a stated frequency and a clear way to join, so that “regular and substantive” becomes verifiable; and deliver the definition and the PD plan through existing governance and professional development channels.</w:t>
       </w:r>
     </w:p>
     <w:p>
@@ -731,7 +731,7 @@
           <w:sz w:val="21"/>
           <w:szCs w:val="21"/>
         </w:rPr>
-        <w:t xml:space="preserve">Use our existing faculty and student survey data — reading them against each other — to build a definition of AI literacy for Olympic College that is grounded in the new Core Abilities and works in every discipline; validate that definition with faculty across the college; and stand up the professional development and peer-mentorship structures that let faculty act on it, beginning with a professional development program in winter quarter (January–March 2027) and a cross-divisional faculty ambassador program.</w:t>
+        <w:t xml:space="preserve">Use our existing faculty and student survey data, read against each other, to build a definition of AI literacy for Olympic College that is grounded in the new Core Abilities and works in every discipline; validate that definition with faculty across the college; and stand up the professional development and peer-mentorship structures that let faculty act on it, beginning with a professional development program in winter quarter (January–March 2027) and a cross-divisional faculty ambassador program.</w:t>
       </w:r>
     </w:p>
     <w:p>
@@ -768,15 +768,15 @@
           <w:sz w:val="21"/>
           <w:szCs w:val="21"/>
         </w:rPr>
-        <w:t xml:space="preserve">Step 1 — Analyze and triangulate (September–October 2026). </w:t>
-      </w:r>
-      <w:r>
-        <w:rPr>
-          <w:rFonts w:ascii="Calibri" w:cs="Calibri" w:eastAsia="Calibri" w:hAnsi="Calibri"/>
-          <w:sz w:val="21"/>
-          <w:szCs w:val="21"/>
-        </w:rPr>
-        <w:t xml:space="preserve">Obtain the Spring 2026 faculty and student survey data from institutional research. Analyze the faculty data for where faculty sit on AI use, confidence, and concern, and how that varies by division, by full-time versus adjunct status, and by discipline. Then triangulate the student responses against the faculty responses: where do students report experiencing something different from what faculty report doing? Those gaps are the most useful finding available to us, and they tell us which Core Abilities are already under pressure. Produce a short written findings brief.</w:t>
+        <w:t xml:space="preserve">Step 1. Analyze and triangulate (September–October 2026). </w:t>
+      </w:r>
+      <w:r>
+        <w:rPr>
+          <w:rFonts w:ascii="Calibri" w:cs="Calibri" w:eastAsia="Calibri" w:hAnsi="Calibri"/>
+          <w:sz w:val="21"/>
+          <w:szCs w:val="21"/>
+        </w:rPr>
+        <w:t xml:space="preserve">Obtain the Spring 2026 faculty and student survey data from institutional research. Analyze the faculty data for where faculty sit on AI use, confidence, and concern, and how that varies by division, by full-time versus adjunct status, and by discipline. Then triangulate the student responses against the faculty responses: where do students report experiencing something different from what faculty report doing? Those gaps tell us which Core Abilities are already under pressure. Produce a short written findings brief.</w:t>
       </w:r>
     </w:p>
     <w:p>
@@ -796,15 +796,15 @@
           <w:sz w:val="21"/>
           <w:szCs w:val="21"/>
         </w:rPr>
-        <w:t xml:space="preserve">Step 2 — Define (October–November 2026). </w:t>
-      </w:r>
-      <w:r>
-        <w:rPr>
-          <w:rFonts w:ascii="Calibri" w:cs="Calibri" w:eastAsia="Calibri" w:hAnsi="Calibri"/>
-          <w:sz w:val="21"/>
-          <w:szCs w:val="21"/>
-        </w:rPr>
-        <w:t xml:space="preserve">Draft a definition of AI literacy built directly on the new Core Abilities. The method: take each ability in turn and ask what AI changes about how students demonstrate it, what must be protected as human work because the ability itself is what we claim to develop, and what AI makes newly necessary. The assembled answers are the definition; the values statement emerges from the second question. Because every program answers to the Core Abilities, the result applies across disciplines by construction.</w:t>
+        <w:t xml:space="preserve">Step 2. Define (October–November 2026). </w:t>
+      </w:r>
+      <w:r>
+        <w:rPr>
+          <w:rFonts w:ascii="Calibri" w:cs="Calibri" w:eastAsia="Calibri" w:hAnsi="Calibri"/>
+          <w:sz w:val="21"/>
+          <w:szCs w:val="21"/>
+        </w:rPr>
+        <w:t xml:space="preserve">Draft a definition of AI literacy built directly on the new Core Abilities. The method: take each ability in turn and ask what AI changes about how students demonstrate it, what must be protected as human work because the ability itself is what we claim to develop, and what AI makes newly necessary. The assembled answers are the definition; the values statement emerges from the second question. Because every program answers to the Core Abilities, the result applies across disciplines.</w:t>
       </w:r>
     </w:p>
     <w:p>
@@ -824,15 +824,15 @@
           <w:sz w:val="21"/>
           <w:szCs w:val="21"/>
         </w:rPr>
-        <w:t xml:space="preserve">Step 3 — Workshop (November–December 2026). </w:t>
-      </w:r>
-      <w:r>
-        <w:rPr>
-          <w:rFonts w:ascii="Calibri" w:cs="Calibri" w:eastAsia="Calibri" w:hAnsi="Calibri"/>
-          <w:sz w:val="21"/>
-          <w:szCs w:val="21"/>
-        </w:rPr>
-        <w:t xml:space="preserve">Take the draft to faculty rather than waiting for faculty to come to it. We will request time on existing agendas — in-service and professional development days, division and department meetings, faculty senate, adjunct orientation — and run one workshop in several settings, with team members co-facilitating. We will deliberately seek at least one venue reaching professional-technical or quantitative faculty, and one reaching faculty known to be skeptical. Revise from what we hear, and document what changed and why.</w:t>
+        <w:t xml:space="preserve">Step 3. Workshop (November–December 2026). </w:t>
+      </w:r>
+      <w:r>
+        <w:rPr>
+          <w:rFonts w:ascii="Calibri" w:cs="Calibri" w:eastAsia="Calibri" w:hAnsi="Calibri"/>
+          <w:sz w:val="21"/>
+          <w:szCs w:val="21"/>
+        </w:rPr>
+        <w:t xml:space="preserve">Take the draft to faculty. We will request time on existing agendas: in-service and professional development days, division and department meetings, faculty senate, and adjunct orientation. One workshop runs in several settings, with team members co-facilitating. We will seek at least one venue reaching professional-technical or quantitative faculty, and one reaching faculty known to be skeptical. Revise from what we hear, and document what changed and why.</w:t>
       </w:r>
     </w:p>
     <w:p>
@@ -852,7 +852,7 @@
           <w:sz w:val="21"/>
           <w:szCs w:val="21"/>
         </w:rPr>
-        <w:t xml:space="preserve">Step 4 — Build (December 2026–January 2027). </w:t>
+        <w:t xml:space="preserve">Step 4. Build (December 2026–January 2027). </w:t>
       </w:r>
       <w:r>
         <w:rPr>
@@ -880,7 +880,7 @@
           <w:sz w:val="21"/>
           <w:szCs w:val="21"/>
         </w:rPr>
-        <w:t xml:space="preserve">Step 5 — Launch (Winter 2027). </w:t>
+        <w:t xml:space="preserve">Step 5. Launch (Winter 2027). </w:t>
       </w:r>
       <w:r>
         <w:rPr>
@@ -931,7 +931,7 @@
           <w:sz w:val="21"/>
           <w:szCs w:val="21"/>
         </w:rPr>
-        <w:t xml:space="preserve">The Institute asks for at least one collaborative effort. Ours is Step 3, the definition workshop series. It cannot be done by any single office: the instructional designer builds the workshop, the dean secures access to governance and in-service agendas, faculty members give it credibility with their colleagues, the Chief Information Officer answers the tool and privacy questions that always surface, and our affiliate faculty member keeps the adjunct version genuinely usable. It produces a shared artifact — the revised definition plus the documented record of faculty input — that belongs to the college rather than to any one department.</w:t>
+        <w:t xml:space="preserve">The Institute asks for at least one collaborative effort. Ours is Step 3, the definition workshop series. It draws on every office the team represents. The instructional designer builds the workshop, the dean secures access to governance and in-service agendas, faculty members give it credibility with their colleagues, the Chief Information Officer answers the tool and privacy questions that always surface, and our affiliate faculty member keeps the adjunct version usable. It produces a shared artifact, the revised definition plus the documented record of faculty input, that belongs to the college.</w:t>
       </w:r>
     </w:p>
     <w:p>
@@ -1129,7 +1129,7 @@
                 <w:sz w:val="19"/>
                 <w:szCs w:val="19"/>
               </w:rPr>
-              <w:t xml:space="preserve">Largely — funding exists; the constraint is how far it stretches</w:t>
+              <w:t xml:space="preserve">Largely. Funding exists; the constraint is how far it stretches</w:t>
             </w:r>
           </w:p>
         </w:tc>
@@ -1209,7 +1209,7 @@
                 <w:sz w:val="19"/>
                 <w:szCs w:val="19"/>
               </w:rPr>
-              <w:t xml:space="preserve">Partly — depends on a timeline we do not control</w:t>
+              <w:t xml:space="preserve">Partly; depends on a timeline we do not control</w:t>
             </w:r>
           </w:p>
         </w:tc>
@@ -1263,7 +1263,7 @@
                 <w:sz w:val="19"/>
                 <w:szCs w:val="19"/>
               </w:rPr>
-              <w:t xml:space="preserve">Assess quality first; where they do not align, use student data qualitatively rather than forcing a comparison; supplement with focus groups</w:t>
+              <w:t xml:space="preserve">Assess quality first; where they do not align, read the student data qualitatively; supplement with focus groups</w:t>
             </w:r>
           </w:p>
         </w:tc>
@@ -1289,7 +1289,7 @@
                 <w:sz w:val="19"/>
                 <w:szCs w:val="19"/>
               </w:rPr>
-              <w:t xml:space="preserve">Not entirely — plan Step 1 with a fallback</w:t>
+              <w:t xml:space="preserve">Not entirely; plan Step 1 with a fallback</w:t>
             </w:r>
           </w:p>
         </w:tc>
@@ -1343,7 +1343,7 @@
                 <w:sz w:val="19"/>
                 <w:szCs w:val="19"/>
               </w:rPr>
-              <w:t xml:space="preserve">Lead with values and the Core Abilities, not tools; include skeptics deliberately; make the first ask listening, not compliance</w:t>
+              <w:t xml:space="preserve">Lead with values and the Core Abilities; include skeptics; make the first ask a listening session</w:t>
             </w:r>
           </w:p>
         </w:tc>
@@ -1369,7 +1369,7 @@
                 <w:sz w:val="19"/>
                 <w:szCs w:val="19"/>
               </w:rPr>
-              <w:t xml:space="preserve">Partly — sequencing is the mitigation</w:t>
+              <w:t xml:space="preserve">Partly; sequencing is the mitigation</w:t>
             </w:r>
           </w:p>
         </w:tc>
@@ -1583,7 +1583,7 @@
                 <w:sz w:val="19"/>
                 <w:szCs w:val="19"/>
               </w:rPr>
-              <w:t xml:space="preserve">Anchor PD in durable judgment and pedagogy rather than in any product</w:t>
+              <w:t xml:space="preserve">Anchor PD in durable judgment and pedagogy</w:t>
             </w:r>
           </w:p>
         </w:tc>
@@ -1680,7 +1680,7 @@
           <w:sz w:val="21"/>
           <w:szCs w:val="21"/>
         </w:rPr>
-        <w:t xml:space="preserve">respected mid-career faculty in divisions outside our own — particularly in professional-technical programs, where an AI conversation framed around essay writing will not land; and senate leadership, whose endorsement signals this is faculty work rather than an administrative mandate.</w:t>
+        <w:t xml:space="preserve">respected mid-career faculty in divisions outside our own, particularly in professional-technical programs, where an AI conversation framed around essay writing will not land; and senate leadership, whose endorsement signals that this is faculty work.</w:t>
       </w:r>
     </w:p>
     <w:p>
@@ -1748,7 +1748,7 @@
           <w:sz w:val="21"/>
           <w:szCs w:val="21"/>
         </w:rPr>
-        <w:t xml:space="preserve">division chairs and faculty senate leadership — before anything is drafted, so the work is understood as consultative from the start rather than as a finished product.</w:t>
+        <w:t xml:space="preserve">division chairs and faculty senate leadership, before anything is drafted, so the work is understood as consultative from the start.</w:t>
       </w:r>
     </w:p>
     <w:p>
@@ -1776,7 +1776,7 @@
           <w:sz w:val="21"/>
           <w:szCs w:val="21"/>
         </w:rPr>
-        <w:t xml:space="preserve">faculty in the venues where they already gather — in-service days, division and department meetings — where the draft definition gets its real test.</w:t>
+        <w:t xml:space="preserve">faculty in the venues where they already gather, such as in-service days and division and department meetings, where the draft definition gets its real test.</w:t>
       </w:r>
     </w:p>
     <w:p>
@@ -1832,7 +1832,7 @@
           <w:sz w:val="21"/>
           <w:szCs w:val="21"/>
         </w:rPr>
-        <w:t xml:space="preserve">adjunct faculty specifically, through whatever channel actually reaches them, since division meetings typically do not.</w:t>
+        <w:t xml:space="preserve">adjunct faculty specifically, through whatever channel reaches them; division meetings typically do not.</w:t>
       </w:r>
     </w:p>
     <w:p>
@@ -1984,7 +1984,7 @@
           <w:sz w:val="21"/>
           <w:szCs w:val="21"/>
         </w:rPr>
-        <w:t xml:space="preserve">Winter PD plan — with published schedule, cadence, and sign-up path — and ambassador program proposal written and submitted for approval.</w:t>
+        <w:t xml:space="preserve">Winter PD plan, with published schedule, cadence, and sign-up path, plus the ambassador program proposal, written and submitted for approval.</w:t>
       </w:r>
     </w:p>
     <w:p>
@@ -2055,7 +2055,7 @@
           <w:sz w:val="21"/>
           <w:szCs w:val="21"/>
         </w:rPr>
-        <w:t xml:space="preserve">Ambassador cohort recruited, paired across divisions, and active — with cross-divisional conversations held as the operative measure, not the number recruited.</w:t>
+        <w:t xml:space="preserve">Ambassador cohort recruited, paired across divisions, and active, with cross-divisional conversations held as the operative measure.</w:t>
       </w:r>
     </w:p>
     <w:p>
@@ -2101,7 +2101,7 @@
           <w:sz w:val="21"/>
           <w:szCs w:val="21"/>
         </w:rPr>
-        <w:t xml:space="preserve">On academic integrity metrics: AI-related referrals can rise because faculty finally set explicit expectations and began reporting, not because student behavior worsened. We will therefore report integrity measures paired with the share of courses carrying explicit AI expectations, and we will not treat detection-software output as evidence.</w:t>
+        <w:t xml:space="preserve">On academic integrity metrics: AI-related referrals can rise when faculty set explicit expectations and begin reporting, which makes a rising count ambiguous evidence about student behavior. We will therefore report integrity measures paired with the share of courses carrying explicit AI expectations, and we will not treat detection-software output as evidence.</w:t>
       </w:r>
     </w:p>
     <w:p>
@@ -2690,7 +2690,7 @@
                 <w:sz w:val="19"/>
                 <w:szCs w:val="19"/>
               </w:rPr>
-              <w:t xml:space="preserve">Artifact #1 — grounds everything downstream</w:t>
+              <w:t xml:space="preserve">Artifact #1; grounds everything downstream</w:t>
             </w:r>
           </w:p>
         </w:tc>
@@ -2770,7 +2770,7 @@
                 <w:sz w:val="19"/>
                 <w:szCs w:val="19"/>
               </w:rPr>
-              <w:t xml:space="preserve">Artifact #2 — each ability read against what AI changes, protects, requires</w:t>
+              <w:t xml:space="preserve">Artifact #2; each ability read against what AI changes, protects, and requires</w:t>
             </w:r>
           </w:p>
         </w:tc>
@@ -2850,7 +2850,7 @@
                 <w:sz w:val="19"/>
                 <w:szCs w:val="19"/>
               </w:rPr>
-              <w:t xml:space="preserve">The collaborative project — tests the draft where faculty already are</w:t>
+              <w:t xml:space="preserve">The collaborative project; tests the draft where faculty already are</w:t>
             </w:r>
           </w:p>
         </w:tc>
@@ -2930,7 +2930,7 @@
                 <w:sz w:val="19"/>
                 <w:szCs w:val="19"/>
               </w:rPr>
-              <w:t xml:space="preserve">Artifact #3 — the record is what earns legitimacy</w:t>
+              <w:t xml:space="preserve">Artifact #3; the record is what earns legitimacy</w:t>
             </w:r>
           </w:p>
         </w:tc>
@@ -3296,7 +3296,7 @@
                 <w:sz w:val="19"/>
                 <w:szCs w:val="19"/>
               </w:rPr>
-              <w:t xml:space="preserve">Makes it institutional rather than ours, via a route that already exists</w:t>
+              <w:t xml:space="preserve">Makes it institutional, via a route that already exists</w:t>
             </w:r>
           </w:p>
         </w:tc>
@@ -3762,7 +3762,72 @@
           <w:sz w:val="21"/>
           <w:szCs w:val="21"/>
         </w:rPr>
-        <w:t xml:space="preserve">This section records ideas raised during team brainstorming that are not commitments in this plan. Several are likely to become the work of year two, and naming them now is how we avoid rediscovering them in March.</w:t>
+        <w:t xml:space="preserve">The ideas below came up in team discussion and are not commitments. Several are likely to become the work of year two, and naming them now is how we avoid rediscovering them in March.</w:t>
+      </w:r>
+    </w:p>
+    <w:p>
+      <w:pPr>
+        <w:spacing w:after="120" w:line="276"/>
+      </w:pPr>
+      <w:r>
+        <w:rPr>
+          <w:rFonts w:ascii="Calibri" w:cs="Calibri" w:eastAsia="Calibri" w:hAnsi="Calibri"/>
+          <w:sz w:val="21"/>
+          <w:szCs w:val="21"/>
+        </w:rPr>
+        <w:t xml:space="preserve">Institutional AI policy is the year-two destination. Team discussion returned repeatedly to the need for policy governing AI use, tool approval, and data privacy across the whole campus, with procedures named, prioritized, and scheduled. We have sequenced faculty development first: a shared, faculty-endorsed definition of AI literacy is the vocabulary such policy has to be written in. We expect this year’s definition and values statement to be the input to a policy process in year two, and we would welcome the Institute’s guidance on sequencing that transition.</w:t>
+      </w:r>
+    </w:p>
+    <w:p>
+      <w:pPr>
+        <w:spacing w:after="120" w:line="276"/>
+      </w:pPr>
+      <w:r>
+        <w:rPr>
+          <w:rFonts w:ascii="Calibri" w:cs="Calibri" w:eastAsia="Calibri" w:hAnsi="Calibri"/>
+          <w:sz w:val="21"/>
+          <w:szCs w:val="21"/>
+        </w:rPr>
+        <w:t xml:space="preserve">Our team can go further on tools and policy than this plan commits to. The Chief Information Officer sits on this team, which means the questions of approved tools, appropriate use, and data privacy have their institutional owner in the room. If the team wants a second fall strand, a privacy and tool-approval criteria document drafted in parallel with the definition work would be a manageable addition.</w:t>
+      </w:r>
+    </w:p>
+    <w:p>
+      <w:pPr>
+        <w:spacing w:after="120" w:line="276"/>
+      </w:pPr>
+      <w:r>
+        <w:rPr>
+          <w:rFonts w:ascii="Calibri" w:cs="Calibri" w:eastAsia="Calibri" w:hAnsi="Calibri"/>
+          <w:sz w:val="21"/>
+          <w:szCs w:val="21"/>
+        </w:rPr>
+        <w:t xml:space="preserve">An approved-tools list raises questions we have not resolved. A list is only as good as the process that maintains it: tools change monthly, and procurement and FERPA review take longer than that. If the college pursues this, the durable artifact is the criteria: privacy, accessibility, data retention, and cost to students.</w:t>
+      </w:r>
+    </w:p>
+    <w:p>
+      <w:pPr>
+        <w:spacing w:after="120" w:line="276"/>
+      </w:pPr>
+      <w:r>
+        <w:rPr>
+          <w:rFonts w:ascii="Calibri" w:cs="Calibri" w:eastAsia="Calibri" w:hAnsi="Calibri"/>
+          <w:sz w:val="21"/>
+          <w:szCs w:val="21"/>
+        </w:rPr>
+        <w:t xml:space="preserve">Student-facing guidance comes later. Students receive contradictory expectations course to course, and that is the problem most visible to them. Guidance issued before faculty agree on the underlying definition would simply relocate the inconsistency. It should be an early spring or year-two step, and the student survey data gives us a head start on what it needs to address.</w:t>
+      </w:r>
+    </w:p>
+    <w:p>
+      <w:pPr>
+        <w:spacing w:after="120" w:line="276"/>
+      </w:pPr>
+      <w:r>
+        <w:rPr>
+          <w:rFonts w:ascii="Calibri" w:cs="Calibri" w:eastAsia="Calibri" w:hAnsi="Calibri"/>
+          <w:sz w:val="21"/>
+          <w:szCs w:val="21"/>
+        </w:rPr>
+        <w:t xml:space="preserve">A question the Core Abilities framing will force into the open. Reading each ability against AI will surface disagreement about which abilities students must still hold themselves, and which the college might reasonably decide are now performed with AI assistance as a matter of course. That is a real and contested question. Our aim is to make it visible and discussable in the specific terms of our own stated commitments, before it gets settled course by course by default.</w:t>
       </w:r>
     </w:p>
     <w:p>
@@ -3777,15 +3842,15 @@
           <w:sz w:val="21"/>
           <w:szCs w:val="21"/>
         </w:rPr>
-        <w:t xml:space="preserve">Institutional AI policy is the destination, not this year’s step. </w:t>
-      </w:r>
-      <w:r>
-        <w:rPr>
-          <w:rFonts w:ascii="Calibri" w:cs="Calibri" w:eastAsia="Calibri" w:hAnsi="Calibri"/>
-          <w:sz w:val="21"/>
-          <w:szCs w:val="21"/>
-        </w:rPr>
-        <w:t xml:space="preserve">Team discussion returned repeatedly to the need for policy governing AI use, tool approval, and data privacy across the whole campus, with procedures named, prioritized, and scheduled. We have sequenced faculty development first: a shared, faculty-endorsed definition of AI literacy is the vocabulary such policy has to be written in. We expect this year’s definition and values statement to be the input to a policy process in year two, and we would welcome the Institute’s guidance on sequencing that transition.</w:t>
+        <w:t xml:space="preserve">Parked for later consideration: </w:t>
+      </w:r>
+      <w:r>
+        <w:rPr>
+          <w:rFonts w:ascii="Calibri" w:cs="Calibri" w:eastAsia="Calibri" w:hAnsi="Calibri"/>
+          <w:sz w:val="21"/>
+          <w:szCs w:val="21"/>
+        </w:rPr>
+        <w:t xml:space="preserve">extending the ambassador model to staff and student services; connecting AI literacy outcomes to the accreditation self-study cycle, where this work could count toward an existing requirement; asking professional-technical advisory boards and local employers what AI competencies they now expect of graduates; the transfer question, and whether our guidance creates friction with receiving institutions; Running Start and dual-credit students, who sit under two institutions’ expectations at once; turning a strand of this work into scholarship; and comparing approaches with Highline College and Skagit Valley College, the other Washington community colleges in this Institute cohort.</w:t>
       </w:r>
     </w:p>
     <w:p>
@@ -3795,135 +3860,10 @@
       <w:r>
         <w:rPr>
           <w:rFonts w:ascii="Calibri" w:cs="Calibri" w:eastAsia="Calibri" w:hAnsi="Calibri"/>
-          <w:b/>
-          <w:bCs/>
-          <w:sz w:val="21"/>
-          <w:szCs w:val="21"/>
-        </w:rPr>
-        <w:t xml:space="preserve">Our team can go further on tools and policy than this plan commits to. </w:t>
-      </w:r>
-      <w:r>
-        <w:rPr>
-          <w:rFonts w:ascii="Calibri" w:cs="Calibri" w:eastAsia="Calibri" w:hAnsi="Calibri"/>
-          <w:sz w:val="21"/>
-          <w:szCs w:val="21"/>
-        </w:rPr>
-        <w:t xml:space="preserve">The Chief Information Officer sits on this team, which means the questions of approved tools, appropriate use, and data privacy have their institutional owner in the room. If the team wants a second fall strand, a privacy and tool-approval criteria document drafted in parallel with the definition work is the version that would not overextend us.</w:t>
-      </w:r>
-    </w:p>
-    <w:p>
-      <w:pPr>
-        <w:spacing w:after="120" w:line="276"/>
-      </w:pPr>
-      <w:r>
-        <w:rPr>
-          <w:rFonts w:ascii="Calibri" w:cs="Calibri" w:eastAsia="Calibri" w:hAnsi="Calibri"/>
-          <w:b/>
-          <w:bCs/>
-          <w:sz w:val="21"/>
-          <w:szCs w:val="21"/>
-        </w:rPr>
-        <w:t xml:space="preserve">An approved-tools list raises questions we have not resolved. </w:t>
-      </w:r>
-      <w:r>
-        <w:rPr>
-          <w:rFonts w:ascii="Calibri" w:cs="Calibri" w:eastAsia="Calibri" w:hAnsi="Calibri"/>
-          <w:sz w:val="21"/>
-          <w:szCs w:val="21"/>
-        </w:rPr>
-        <w:t xml:space="preserve">A list is only as good as the process that maintains it: tools change monthly, and procurement and FERPA review take longer than that. If the college pursues this, the durable artifact is the criteria — privacy, accessibility, data retention, cost to students — rather than the list.</w:t>
-      </w:r>
-    </w:p>
-    <w:p>
-      <w:pPr>
-        <w:spacing w:after="120" w:line="276"/>
-      </w:pPr>
-      <w:r>
-        <w:rPr>
-          <w:rFonts w:ascii="Calibri" w:cs="Calibri" w:eastAsia="Calibri" w:hAnsi="Calibri"/>
-          <w:b/>
-          <w:bCs/>
-          <w:sz w:val="21"/>
-          <w:szCs w:val="21"/>
-        </w:rPr>
-        <w:t xml:space="preserve">Student-facing guidance is deliberately downstream. </w:t>
-      </w:r>
-      <w:r>
-        <w:rPr>
-          <w:rFonts w:ascii="Calibri" w:cs="Calibri" w:eastAsia="Calibri" w:hAnsi="Calibri"/>
-          <w:sz w:val="21"/>
-          <w:szCs w:val="21"/>
-        </w:rPr>
-        <w:t xml:space="preserve">Students receive contradictory expectations course to course, and that is the problem most visible to them. Guidance issued before faculty agree on the underlying definition would simply relocate the inconsistency. It should be an early spring or year-two step, and the student survey data gives us a head start on what it needs to address.</w:t>
-      </w:r>
-    </w:p>
-    <w:p>
-      <w:pPr>
-        <w:spacing w:after="120" w:line="276"/>
-      </w:pPr>
-      <w:r>
-        <w:rPr>
-          <w:rFonts w:ascii="Calibri" w:cs="Calibri" w:eastAsia="Calibri" w:hAnsi="Calibri"/>
-          <w:b/>
-          <w:bCs/>
-          <w:sz w:val="21"/>
-          <w:szCs w:val="21"/>
-        </w:rPr>
-        <w:t xml:space="preserve">A question the Core Abilities framing will force into the open. </w:t>
-      </w:r>
-      <w:r>
-        <w:rPr>
-          <w:rFonts w:ascii="Calibri" w:cs="Calibri" w:eastAsia="Calibri" w:hAnsi="Calibri"/>
-          <w:sz w:val="21"/>
-          <w:szCs w:val="21"/>
-        </w:rPr>
-        <w:t xml:space="preserve">Reading each ability against AI will surface disagreement about which abilities students must still hold themselves, and which the college might reasonably decide are now performed with AI assistance as a matter of course. That is a real and contested question. Our aim is to make it visible and discussable in the specific terms of our own stated commitments, rather than leaving it settled course by course by default.</w:t>
-      </w:r>
-    </w:p>
-    <w:p>
-      <w:pPr>
-        <w:spacing w:after="120" w:line="276"/>
-      </w:pPr>
-      <w:r>
-        <w:rPr>
-          <w:rFonts w:ascii="Calibri" w:cs="Calibri" w:eastAsia="Calibri" w:hAnsi="Calibri"/>
-          <w:b/>
-          <w:bCs/>
-          <w:sz w:val="21"/>
-          <w:szCs w:val="21"/>
-        </w:rPr>
-        <w:t xml:space="preserve">Parked for later consideration: </w:t>
-      </w:r>
-      <w:r>
-        <w:rPr>
-          <w:rFonts w:ascii="Calibri" w:cs="Calibri" w:eastAsia="Calibri" w:hAnsi="Calibri"/>
-          <w:sz w:val="21"/>
-          <w:szCs w:val="21"/>
-        </w:rPr>
-        <w:t xml:space="preserve">extending the ambassador model to staff and student services; connecting AI literacy outcomes to the accreditation self-study cycle, where this work could count rather than compete; asking professional-technical advisory boards and local employers what AI competencies they now expect of graduates; the transfer question, and whether our guidance creates friction with receiving institutions; Running Start and dual-credit students, who sit under two institutions’ expectations at once; turning a strand of this work into scholarship; and comparing approaches with Highline College and Skagit Valley College, the other Washington community colleges in this Institute cohort.</w:t>
-      </w:r>
-    </w:p>
-    <w:p>
-      <w:pPr>
-        <w:spacing w:after="120" w:line="276"/>
-      </w:pPr>
-      <w:r>
-        <w:rPr>
-          <w:rFonts w:ascii="Calibri" w:cs="Calibri" w:eastAsia="Calibri" w:hAnsi="Calibri"/>
-          <w:b/>
-          <w:bCs/>
-          <w:sz w:val="21"/>
-          <w:szCs w:val="21"/>
-        </w:rPr>
-        <w:t xml:space="preserve">An honest uncertainty. </w:t>
-      </w:r>
-      <w:r>
-        <w:rPr>
-          <w:rFonts w:ascii="Calibri" w:cs="Calibri" w:eastAsia="Calibri" w:hAnsi="Calibri"/>
-          <w:sz w:val="21"/>
-          <w:szCs w:val="21"/>
-        </w:rPr>
-        <w:t xml:space="preserve">We do not yet know how much of our faculty is genuinely undecided about AI versus quietly opposed, and the two call for different professional development. The survey analysis in Step 1 is partly an attempt to find out. If a substantial share are opposed rather than uncertain, the workshop phase becomes more important than the PD phase, and we will adjust accordingly.</w:t>
+          <w:sz w:val="21"/>
+          <w:szCs w:val="21"/>
+        </w:rPr>
+        <w:t xml:space="preserve">An honest uncertainty. We do not yet know how much of our faculty is undecided about AI and how much is quietly opposed, and the two call for different professional development. The survey analysis in Step 1 is partly an attempt to find out. If a substantial share turn out to be opposed, the workshop phase matters more than the PD phase, and we will adjust accordingly.</w:t>
       </w:r>
     </w:p>
     <w:sectPr>
